--- a/Student_Exam_Template_v1.docx
+++ b/Student_Exam_Template_v1.docx
@@ -22,7 +22,7 @@
           <w:p>
             <w:pPr>
               <w:rPr>
-                <w:rFonts w:cs="Nazanin"/>
+                <w:rFonts w:cs="Nazanin" w:hint="cs"/>
                 <w:sz w:val="24"/>
                 <w:rtl/>
               </w:rPr>
@@ -379,11 +379,12 @@
               </w:rPr>
               <w:t xml:space="preserve">   </w:t>
             </w:r>
+            <w:bookmarkStart w:id="0" w:name="_GoBack"/>
           </w:p>
           <w:p>
             <w:pPr>
               <w:pStyle w:val="NormalWeb"/>
-              <w:spacing w:before="0" w:beforeAutospacing="0" w:after="0" w:afterAutospacing="0" w:line="120" w:lineRule="auto"/>
+              <w:spacing w:before="0" w:beforeAutospacing="0" w:after="0" w:afterAutospacing="0"/>
             </w:pPr>
             <w:r>
               <w:t>{{questions[</w:t>
@@ -392,7 +393,6 @@
             <w:r>
               <w:t>].</w:t>
             </w:r>
-            <w:bookmarkStart w:id="0" w:name="_GoBack"/>
             <w:proofErr w:type="spellStart"/>
             <w:r>
               <w:t>math</w:t>
@@ -406,30 +406,213 @@
               <w:t xml:space="preserve">}} </w:t>
             </w:r>
           </w:p>
+          <w:p>
+            <w:pPr>
+              <w:bidi w:val="0"/>
+              <w:spacing w:line="240" w:lineRule="auto"/>
+              <w:rPr>
+                <w:rFonts w:ascii="Times New Roman" w:eastAsia="Times New Roman" w:hAnsi="Times New Roman" w:cs="Times New Roman"/>
+                <w:sz w:val="24"/>
+              </w:rPr>
+            </w:pPr>
+            <w:r>
+              <w:rPr>
+                <w:rFonts w:ascii="Times New Roman" w:eastAsia="Times New Roman" w:hAnsi="Times New Roman" w:cs="Times New Roman"/>
+                <w:sz w:val="24"/>
+              </w:rPr>
+              <w:t>{{questions[</w:t>
+            </w:r>
+            <w:proofErr w:type="gramStart"/>
+            <w:r>
+              <w:rPr>
+                <w:rFonts w:ascii="Times New Roman" w:eastAsia="Times New Roman" w:hAnsi="Times New Roman" w:cs="Times New Roman"/>
+                <w:sz w:val="24"/>
+              </w:rPr>
+              <w:t>].</w:t>
+            </w:r>
+            <w:proofErr w:type="spellStart"/>
+            <w:r>
+              <w:rPr>
+                <w:rFonts w:ascii="Times New Roman" w:eastAsia="Times New Roman" w:hAnsi="Times New Roman" w:cs="Times New Roman"/>
+                <w:sz w:val="24"/>
+              </w:rPr>
+              <w:t>option</w:t>
+            </w:r>
+            <w:proofErr w:type="gramEnd"/>
+            <w:r>
+              <w:rPr>
+                <w:rFonts w:ascii="Times New Roman" w:eastAsia="Times New Roman" w:hAnsi="Times New Roman" w:cs="Times New Roman"/>
+                <w:sz w:val="24"/>
+              </w:rPr>
+              <w:t>_a</w:t>
+            </w:r>
+            <w:proofErr w:type="spellEnd"/>
+            <w:r>
+              <w:rPr>
+                <w:rFonts w:ascii="Times New Roman" w:eastAsia="Times New Roman" w:hAnsi="Times New Roman" w:cs="Times New Roman"/>
+                <w:sz w:val="24"/>
+              </w:rPr>
+              <w:t>}}</w:t>
+            </w:r>
+          </w:p>
+          <w:p>
+            <w:pPr>
+              <w:bidi w:val="0"/>
+              <w:spacing w:line="240" w:lineRule="auto"/>
+              <w:rPr>
+                <w:rFonts w:ascii="Times New Roman" w:eastAsia="Times New Roman" w:hAnsi="Times New Roman" w:cs="Times New Roman"/>
+                <w:sz w:val="24"/>
+              </w:rPr>
+            </w:pPr>
+            <w:r>
+              <w:rPr>
+                <w:rFonts w:ascii="Times New Roman" w:eastAsia="Times New Roman" w:hAnsi="Times New Roman" w:cs="Times New Roman"/>
+                <w:sz w:val="24"/>
+              </w:rPr>
+              <w:t>{{questions[</w:t>
+            </w:r>
+            <w:proofErr w:type="gramStart"/>
+            <w:r>
+              <w:rPr>
+                <w:rFonts w:ascii="Times New Roman" w:eastAsia="Times New Roman" w:hAnsi="Times New Roman" w:cs="Times New Roman"/>
+                <w:sz w:val="24"/>
+              </w:rPr>
+              <w:t>].</w:t>
+            </w:r>
+            <w:proofErr w:type="spellStart"/>
+            <w:r>
+              <w:rPr>
+                <w:rFonts w:ascii="Times New Roman" w:eastAsia="Times New Roman" w:hAnsi="Times New Roman" w:cs="Times New Roman"/>
+                <w:sz w:val="24"/>
+              </w:rPr>
+              <w:t>option</w:t>
+            </w:r>
+            <w:proofErr w:type="gramEnd"/>
+            <w:r>
+              <w:rPr>
+                <w:rFonts w:ascii="Times New Roman" w:eastAsia="Times New Roman" w:hAnsi="Times New Roman" w:cs="Times New Roman"/>
+                <w:sz w:val="24"/>
+              </w:rPr>
+              <w:t>_b</w:t>
+            </w:r>
+            <w:proofErr w:type="spellEnd"/>
+            <w:r>
+              <w:rPr>
+                <w:rFonts w:ascii="Times New Roman" w:eastAsia="Times New Roman" w:hAnsi="Times New Roman" w:cs="Times New Roman"/>
+                <w:sz w:val="24"/>
+              </w:rPr>
+              <w:t>}}</w:t>
+            </w:r>
+          </w:p>
+          <w:p>
+            <w:pPr>
+              <w:bidi w:val="0"/>
+              <w:spacing w:line="240" w:lineRule="auto"/>
+              <w:rPr>
+                <w:rFonts w:ascii="Times New Roman" w:eastAsia="Times New Roman" w:hAnsi="Times New Roman" w:cs="Times New Roman"/>
+                <w:sz w:val="24"/>
+              </w:rPr>
+            </w:pPr>
+            <w:r>
+              <w:rPr>
+                <w:rFonts w:ascii="Times New Roman" w:eastAsia="Times New Roman" w:hAnsi="Times New Roman" w:cs="Times New Roman"/>
+                <w:sz w:val="24"/>
+              </w:rPr>
+              <w:t>{{questions[</w:t>
+            </w:r>
+            <w:proofErr w:type="gramStart"/>
+            <w:r>
+              <w:rPr>
+                <w:rFonts w:ascii="Times New Roman" w:eastAsia="Times New Roman" w:hAnsi="Times New Roman" w:cs="Times New Roman"/>
+                <w:sz w:val="24"/>
+              </w:rPr>
+              <w:t>].</w:t>
+            </w:r>
+            <w:proofErr w:type="spellStart"/>
+            <w:r>
+              <w:rPr>
+                <w:rFonts w:ascii="Times New Roman" w:eastAsia="Times New Roman" w:hAnsi="Times New Roman" w:cs="Times New Roman"/>
+                <w:sz w:val="24"/>
+              </w:rPr>
+              <w:t>option</w:t>
+            </w:r>
+            <w:proofErr w:type="gramEnd"/>
+            <w:r>
+              <w:rPr>
+                <w:rFonts w:ascii="Times New Roman" w:eastAsia="Times New Roman" w:hAnsi="Times New Roman" w:cs="Times New Roman"/>
+                <w:sz w:val="24"/>
+              </w:rPr>
+              <w:t>_c</w:t>
+            </w:r>
+            <w:proofErr w:type="spellEnd"/>
+            <w:r>
+              <w:rPr>
+                <w:rFonts w:ascii="Times New Roman" w:eastAsia="Times New Roman" w:hAnsi="Times New Roman" w:cs="Times New Roman"/>
+                <w:sz w:val="24"/>
+              </w:rPr>
+              <w:t>}}</w:t>
+            </w:r>
+          </w:p>
+          <w:p>
+            <w:pPr>
+              <w:bidi w:val="0"/>
+              <w:spacing w:line="240" w:lineRule="auto"/>
+              <w:rPr>
+                <w:rFonts w:ascii="Times New Roman" w:eastAsia="Times New Roman" w:hAnsi="Times New Roman" w:cs="Times New Roman"/>
+                <w:sz w:val="24"/>
+              </w:rPr>
+            </w:pPr>
+            <w:r>
+              <w:rPr>
+                <w:rFonts w:ascii="Times New Roman" w:eastAsia="Times New Roman" w:hAnsi="Times New Roman" w:cs="Times New Roman"/>
+                <w:sz w:val="24"/>
+              </w:rPr>
+              <w:t>{{questions[</w:t>
+            </w:r>
+            <w:proofErr w:type="gramStart"/>
+            <w:r>
+              <w:rPr>
+                <w:rFonts w:ascii="Times New Roman" w:eastAsia="Times New Roman" w:hAnsi="Times New Roman" w:cs="Times New Roman"/>
+                <w:sz w:val="24"/>
+              </w:rPr>
+              <w:t>].</w:t>
+            </w:r>
+            <w:proofErr w:type="spellStart"/>
+            <w:r>
+              <w:rPr>
+                <w:rFonts w:ascii="Times New Roman" w:eastAsia="Times New Roman" w:hAnsi="Times New Roman" w:cs="Times New Roman"/>
+                <w:sz w:val="24"/>
+              </w:rPr>
+              <w:t>option</w:t>
+            </w:r>
+            <w:proofErr w:type="gramEnd"/>
+            <w:r>
+              <w:rPr>
+                <w:rFonts w:ascii="Times New Roman" w:eastAsia="Times New Roman" w:hAnsi="Times New Roman" w:cs="Times New Roman"/>
+                <w:sz w:val="24"/>
+              </w:rPr>
+              <w:t>_d</w:t>
+            </w:r>
+            <w:proofErr w:type="spellEnd"/>
+            <w:r>
+              <w:rPr>
+                <w:rFonts w:ascii="Times New Roman" w:eastAsia="Times New Roman" w:hAnsi="Times New Roman" w:cs="Times New Roman"/>
+                <w:sz w:val="24"/>
+              </w:rPr>
+              <w:t>}}</w:t>
+            </w:r>
+          </w:p>
+          <w:bookmarkEnd w:id="0"/>
           <w:p>
             <w:pPr>
               <w:pStyle w:val="NormalWeb"/>
               <w:bidi/>
               <w:spacing w:before="0" w:beforeAutospacing="0" w:after="0" w:afterAutospacing="0" w:line="120" w:lineRule="auto"/>
               <w:rPr>
-                <w:rFonts w:asciiTheme="minorBidi" w:hAnsiTheme="minorBidi" w:cstheme="minorBidi"/>
-              </w:rPr>
-            </w:pPr>
-            <w:r>
-              <w:t>{{questions</w:t>
-            </w:r>
-            <w:bookmarkEnd w:id="0"/>
-            <w:r>
-              <w:t>[].</w:t>
-            </w:r>
-            <w:proofErr w:type="spellStart"/>
-            <w:r>
-              <w:t>options_text</w:t>
-            </w:r>
-            <w:proofErr w:type="spellEnd"/>
-            <w:r>
-              <w:t>}}</w:t>
-            </w:r>
+                <w:rFonts w:asciiTheme="minorBidi" w:hAnsiTheme="minorBidi" w:cstheme="minorBidi" w:hint="cs"/>
+                <w:rtl/>
+              </w:rPr>
+            </w:pPr>
           </w:p>
         </w:tc>
         <w:tc>

--- a/Student_Exam_Template_v1.docx
+++ b/Student_Exam_Template_v1.docx
@@ -208,7 +208,7 @@
       <w:tblPr>
         <w:tblStyle w:val="TableGrid"/>
         <w:bidiVisual/>
-        <w:tblW w:w="9011" w:type="dxa"/>
+        <w:tblW w:w="9038" w:type="dxa"/>
         <w:tblBorders>
           <w:top w:val="single" w:sz="8" w:space="0" w:color="auto"/>
           <w:left w:val="single" w:sz="8" w:space="0" w:color="auto"/>
@@ -221,17 +221,63 @@
         <w:tblLook w:val="04A0" w:firstRow="1" w:lastRow="0" w:firstColumn="1" w:lastColumn="0" w:noHBand="0" w:noVBand="1"/>
       </w:tblPr>
       <w:tblGrid>
-        <w:gridCol w:w="2367"/>
-        <w:gridCol w:w="1127"/>
-        <w:gridCol w:w="1276"/>
-        <w:gridCol w:w="1276"/>
-        <w:gridCol w:w="1296"/>
-        <w:gridCol w:w="1669"/>
+        <w:gridCol w:w="1540"/>
+        <w:gridCol w:w="3118"/>
+        <w:gridCol w:w="3261"/>
+        <w:gridCol w:w="1119"/>
       </w:tblGrid>
       <w:tr>
         <w:tc>
           <w:tcPr>
-            <w:tcW w:w="2367" w:type="dxa"/>
+            <w:tcW w:w="1540" w:type="dxa"/>
+            <w:tcBorders>
+              <w:top w:val="single" w:sz="8" w:space="0" w:color="auto"/>
+              <w:bottom w:val="single" w:sz="4" w:space="0" w:color="auto"/>
+            </w:tcBorders>
+          </w:tcPr>
+          <w:p>
+            <w:pPr>
+              <w:rPr>
+                <w:rFonts w:asciiTheme="minorBidi" w:hAnsiTheme="minorBidi" w:cstheme="minorBidi" w:hint="cs"/>
+                <w:rtl/>
+              </w:rPr>
+            </w:pPr>
+            <w:r>
+              <w:rPr>
+                <w:rFonts w:asciiTheme="minorBidi" w:hAnsiTheme="minorBidi" w:cstheme="minorBidi"/>
+                <w:rtl/>
+              </w:rPr>
+              <w:t>شماره</w:t>
+            </w:r>
+          </w:p>
+        </w:tc>
+        <w:tc>
+          <w:tcPr>
+            <w:tcW w:w="6379" w:type="dxa"/>
+            <w:gridSpan w:val="2"/>
+            <w:tcBorders>
+              <w:top w:val="single" w:sz="8" w:space="0" w:color="auto"/>
+              <w:bottom w:val="single" w:sz="4" w:space="0" w:color="auto"/>
+            </w:tcBorders>
+          </w:tcPr>
+          <w:p>
+            <w:pPr>
+              <w:rPr>
+                <w:rFonts w:asciiTheme="minorBidi" w:hAnsiTheme="minorBidi" w:cstheme="minorBidi"/>
+              </w:rPr>
+            </w:pPr>
+            <w:r>
+              <w:rPr>
+                <w:rFonts w:asciiTheme="minorBidi" w:hAnsiTheme="minorBidi" w:cstheme="minorBidi"/>
+                <w:rtl/>
+              </w:rPr>
+              <w:t>سوال</w:t>
+            </w:r>
+          </w:p>
+        </w:tc>
+        <w:tc>
+          <w:tcPr>
+            <w:tcW w:w="1119" w:type="dxa"/>
             <w:tcBorders>
               <w:top w:val="single" w:sz="8" w:space="0" w:color="auto"/>
               <w:bottom w:val="single" w:sz="8" w:space="0" w:color="auto"/>
@@ -248,53 +294,6 @@
                 <w:rFonts w:asciiTheme="minorBidi" w:hAnsiTheme="minorBidi" w:cstheme="minorBidi"/>
                 <w:rtl/>
               </w:rPr>
-              <w:t>شماره</w:t>
-            </w:r>
-          </w:p>
-        </w:tc>
-        <w:tc>
-          <w:tcPr>
-            <w:tcW w:w="4975" w:type="dxa"/>
-            <w:gridSpan w:val="4"/>
-            <w:tcBorders>
-              <w:top w:val="single" w:sz="8" w:space="0" w:color="auto"/>
-              <w:bottom w:val="single" w:sz="8" w:space="0" w:color="auto"/>
-            </w:tcBorders>
-          </w:tcPr>
-          <w:p>
-            <w:pPr>
-              <w:rPr>
-                <w:rFonts w:asciiTheme="minorBidi" w:hAnsiTheme="minorBidi" w:cstheme="minorBidi"/>
-              </w:rPr>
-            </w:pPr>
-            <w:r>
-              <w:rPr>
-                <w:rFonts w:asciiTheme="minorBidi" w:hAnsiTheme="minorBidi" w:cstheme="minorBidi"/>
-                <w:rtl/>
-              </w:rPr>
-              <w:t>سوال</w:t>
-            </w:r>
-          </w:p>
-        </w:tc>
-        <w:tc>
-          <w:tcPr>
-            <w:tcW w:w="1669" w:type="dxa"/>
-            <w:tcBorders>
-              <w:top w:val="single" w:sz="8" w:space="0" w:color="auto"/>
-              <w:bottom w:val="single" w:sz="8" w:space="0" w:color="auto"/>
-            </w:tcBorders>
-          </w:tcPr>
-          <w:p>
-            <w:pPr>
-              <w:rPr>
-                <w:rFonts w:asciiTheme="minorBidi" w:hAnsiTheme="minorBidi" w:cstheme="minorBidi"/>
-              </w:rPr>
-            </w:pPr>
-            <w:r>
-              <w:rPr>
-                <w:rFonts w:asciiTheme="minorBidi" w:hAnsiTheme="minorBidi" w:cstheme="minorBidi"/>
-                <w:rtl/>
-              </w:rPr>
               <w:t>نمره</w:t>
             </w:r>
           </w:p>
@@ -302,14 +301,209 @@
       </w:tr>
       <w:tr>
         <w:trPr>
-          <w:trHeight w:val="720"/>
+          <w:trHeight w:val="862"/>
         </w:trPr>
         <w:tc>
           <w:tcPr>
-            <w:tcW w:w="2367" w:type="dxa"/>
+            <w:tcW w:w="1540" w:type="dxa"/>
+            <w:vMerge w:val="restart"/>
+            <w:tcBorders>
+              <w:top w:val="single" w:sz="4" w:space="0" w:color="auto"/>
+              <w:left w:val="single" w:sz="4" w:space="0" w:color="auto"/>
+              <w:right w:val="single" w:sz="4" w:space="0" w:color="auto"/>
+            </w:tcBorders>
+          </w:tcPr>
+          <w:p>
+            <w:pPr>
+              <w:rPr>
+                <w:rFonts w:asciiTheme="minorBidi" w:hAnsiTheme="minorBidi" w:cstheme="minorBidi" w:hint="cs"/>
+                <w:szCs w:val="22"/>
+                <w:rtl/>
+              </w:rPr>
+            </w:pPr>
+            <w:r>
+              <w:rPr>
+                <w:rFonts w:asciiTheme="minorBidi" w:hAnsiTheme="minorBidi" w:cstheme="minorBidi"/>
+                <w:szCs w:val="22"/>
+              </w:rPr>
+              <w:t>{{questions[].</w:t>
+            </w:r>
+            <w:proofErr w:type="spellStart"/>
+            <w:r>
+              <w:rPr>
+                <w:rFonts w:asciiTheme="minorBidi" w:hAnsiTheme="minorBidi" w:cstheme="minorBidi"/>
+                <w:szCs w:val="22"/>
+              </w:rPr>
+              <w:t>question_number_fa</w:t>
+            </w:r>
+            <w:proofErr w:type="spellEnd"/>
+            <w:r>
+              <w:rPr>
+                <w:rFonts w:asciiTheme="minorBidi" w:hAnsiTheme="minorBidi" w:cstheme="minorBidi"/>
+                <w:szCs w:val="22"/>
+              </w:rPr>
+              <w:t>}}</w:t>
+            </w:r>
+          </w:p>
+        </w:tc>
+        <w:tc>
+          <w:tcPr>
+            <w:tcW w:w="6379" w:type="dxa"/>
+            <w:gridSpan w:val="2"/>
+            <w:tcBorders>
+              <w:top w:val="single" w:sz="4" w:space="0" w:color="auto"/>
+              <w:left w:val="single" w:sz="4" w:space="0" w:color="auto"/>
+              <w:bottom w:val="nil"/>
+              <w:right w:val="single" w:sz="4" w:space="0" w:color="auto"/>
+            </w:tcBorders>
+          </w:tcPr>
+          <w:p>
+            <w:pPr>
+              <w:pStyle w:val="NormalWeb"/>
+              <w:bidi/>
+              <w:spacing w:before="0" w:beforeAutospacing="0" w:after="0" w:afterAutospacing="0"/>
+              <w:rPr>
+                <w:rFonts w:asciiTheme="minorBidi" w:hAnsiTheme="minorBidi" w:cstheme="minorBidi"/>
+                <w:sz w:val="22"/>
+                <w:szCs w:val="22"/>
+                <w:rtl/>
+              </w:rPr>
+            </w:pPr>
+            <w:r>
+              <w:rPr>
+                <w:sz w:val="22"/>
+                <w:szCs w:val="22"/>
+              </w:rPr>
+              <w:t>{{questions[</w:t>
+            </w:r>
+            <w:proofErr w:type="gramStart"/>
+            <w:r>
+              <w:rPr>
+                <w:sz w:val="22"/>
+                <w:szCs w:val="22"/>
+              </w:rPr>
+              <w:t>].</w:t>
+            </w:r>
+            <w:proofErr w:type="spellStart"/>
+            <w:r>
+              <w:rPr>
+                <w:sz w:val="22"/>
+                <w:szCs w:val="22"/>
+              </w:rPr>
+              <w:t>question</w:t>
+            </w:r>
+            <w:proofErr w:type="gramEnd"/>
+            <w:r>
+              <w:rPr>
+                <w:sz w:val="22"/>
+                <w:szCs w:val="22"/>
+              </w:rPr>
+              <w:t>_text</w:t>
+            </w:r>
+            <w:proofErr w:type="spellEnd"/>
+            <w:r>
+              <w:rPr>
+                <w:sz w:val="22"/>
+                <w:szCs w:val="22"/>
+              </w:rPr>
+              <w:t>}}</w:t>
+            </w:r>
+            <w:r>
+              <w:rPr>
+                <w:rFonts w:asciiTheme="minorBidi" w:hAnsiTheme="minorBidi" w:cstheme="minorBidi" w:hint="cs"/>
+                <w:sz w:val="22"/>
+                <w:szCs w:val="22"/>
+                <w:rtl/>
+              </w:rPr>
+              <w:t xml:space="preserve">   </w:t>
+            </w:r>
+          </w:p>
+          <w:p>
+            <w:pPr>
+              <w:pStyle w:val="NormalWeb"/>
+              <w:spacing w:before="0" w:beforeAutospacing="0" w:after="0" w:afterAutospacing="0"/>
+              <w:rPr>
+                <w:rFonts w:asciiTheme="minorBidi" w:hAnsiTheme="minorBidi" w:cstheme="minorBidi"/>
+                <w:sz w:val="22"/>
+                <w:szCs w:val="22"/>
+              </w:rPr>
+            </w:pPr>
+            <w:r>
+              <w:rPr>
+                <w:sz w:val="22"/>
+                <w:szCs w:val="22"/>
+              </w:rPr>
+              <w:t>{{questions[].</w:t>
+            </w:r>
+            <w:proofErr w:type="spellStart"/>
+            <w:r>
+              <w:rPr>
+                <w:sz w:val="22"/>
+                <w:szCs w:val="22"/>
+              </w:rPr>
+              <w:t>math_expression</w:t>
+            </w:r>
+            <w:proofErr w:type="spellEnd"/>
+            <w:r>
+              <w:rPr>
+                <w:sz w:val="22"/>
+                <w:szCs w:val="22"/>
+              </w:rPr>
+              <w:t>}}</w:t>
+            </w:r>
+          </w:p>
+        </w:tc>
+        <w:tc>
+          <w:tcPr>
+            <w:tcW w:w="1119" w:type="dxa"/>
             <w:vMerge w:val="restart"/>
             <w:tcBorders>
               <w:top w:val="single" w:sz="8" w:space="0" w:color="auto"/>
+              <w:left w:val="single" w:sz="4" w:space="0" w:color="auto"/>
+            </w:tcBorders>
+          </w:tcPr>
+          <w:p>
+            <w:pPr>
+              <w:rPr>
+                <w:rFonts w:asciiTheme="minorBidi" w:hAnsiTheme="minorBidi" w:cstheme="minorBidi"/>
+                <w:szCs w:val="22"/>
+                <w:rtl/>
+              </w:rPr>
+            </w:pPr>
+            <w:r>
+              <w:rPr>
+                <w:rFonts w:asciiTheme="minorBidi" w:hAnsiTheme="minorBidi" w:cstheme="minorBidi"/>
+                <w:szCs w:val="22"/>
+              </w:rPr>
+              <w:t>{{questions[].</w:t>
+            </w:r>
+            <w:proofErr w:type="spellStart"/>
+            <w:r>
+              <w:rPr>
+                <w:rFonts w:asciiTheme="minorBidi" w:hAnsiTheme="minorBidi" w:cstheme="minorBidi"/>
+                <w:szCs w:val="22"/>
+              </w:rPr>
+              <w:t>score_fa</w:t>
+            </w:r>
+            <w:proofErr w:type="spellEnd"/>
+            <w:r>
+              <w:rPr>
+                <w:rFonts w:asciiTheme="minorBidi" w:hAnsiTheme="minorBidi" w:cstheme="minorBidi"/>
+                <w:szCs w:val="22"/>
+              </w:rPr>
+              <w:t>}}</w:t>
+            </w:r>
+          </w:p>
+        </w:tc>
+      </w:tr>
+      <w:tr>
+        <w:tc>
+          <w:tcPr>
+            <w:tcW w:w="1540" w:type="dxa"/>
+            <w:vMerge/>
+            <w:tcBorders>
+              <w:left w:val="single" w:sz="4" w:space="0" w:color="auto"/>
+              <w:right w:val="single" w:sz="4" w:space="0" w:color="auto"/>
             </w:tcBorders>
           </w:tcPr>
           <w:p>
@@ -317,41 +511,19 @@
               <w:rPr>
                 <w:rFonts w:asciiTheme="minorBidi" w:hAnsiTheme="minorBidi" w:cstheme="minorBidi"/>
                 <w:sz w:val="24"/>
-                <w:rtl/>
-              </w:rPr>
-            </w:pPr>
-            <w:r>
-              <w:rPr>
-                <w:rFonts w:asciiTheme="minorBidi" w:hAnsiTheme="minorBidi" w:cstheme="minorBidi"/>
-                <w:sz w:val="24"/>
-              </w:rPr>
-              <w:t>{{questions[].</w:t>
-            </w:r>
-            <w:proofErr w:type="spellStart"/>
-            <w:r>
-              <w:rPr>
-                <w:rFonts w:asciiTheme="minorBidi" w:hAnsiTheme="minorBidi" w:cstheme="minorBidi"/>
-                <w:sz w:val="24"/>
-              </w:rPr>
-              <w:t>question_number_fa</w:t>
-            </w:r>
-            <w:proofErr w:type="spellEnd"/>
-            <w:r>
-              <w:rPr>
-                <w:rFonts w:asciiTheme="minorBidi" w:hAnsiTheme="minorBidi" w:cstheme="minorBidi"/>
-                <w:sz w:val="24"/>
-              </w:rPr>
-              <w:t>}}</w:t>
-            </w:r>
-          </w:p>
-        </w:tc>
-        <w:tc>
-          <w:tcPr>
-            <w:tcW w:w="4975" w:type="dxa"/>
-            <w:gridSpan w:val="4"/>
+              </w:rPr>
+            </w:pPr>
+            <w:bookmarkStart w:id="0" w:name="_GoBack" w:colFirst="1" w:colLast="2"/>
+          </w:p>
+        </w:tc>
+        <w:tc>
+          <w:tcPr>
+            <w:tcW w:w="3118" w:type="dxa"/>
             <w:tcBorders>
-              <w:top w:val="single" w:sz="8" w:space="0" w:color="auto"/>
+              <w:top w:val="nil"/>
+              <w:left w:val="single" w:sz="4" w:space="0" w:color="auto"/>
               <w:bottom w:val="nil"/>
+              <w:right w:val="nil"/>
             </w:tcBorders>
           </w:tcPr>
           <w:p>
@@ -360,170 +532,31 @@
               <w:bidi/>
               <w:spacing w:before="0" w:beforeAutospacing="0" w:after="0" w:afterAutospacing="0"/>
               <w:rPr>
-                <w:rFonts w:asciiTheme="minorBidi" w:hAnsiTheme="minorBidi" w:cstheme="minorBidi"/>
-                <w:rtl/>
-              </w:rPr>
-            </w:pPr>
-            <w:r>
-              <w:t>{{questions[</w:t>
-            </w:r>
-            <w:proofErr w:type="gramStart"/>
-            <w:r>
-              <w:t>].</w:t>
+                <w:rFonts w:hint="cs"/>
+                <w:rtl/>
+              </w:rPr>
+            </w:pPr>
+            <w:r>
+              <w:t>{{questions[].</w:t>
             </w:r>
             <w:proofErr w:type="spellStart"/>
             <w:r>
-              <w:t>question</w:t>
-            </w:r>
-            <w:proofErr w:type="gramEnd"/>
-            <w:r>
-              <w:t>_text</w:t>
+              <w:t>option_a</w:t>
             </w:r>
             <w:proofErr w:type="spellEnd"/>
             <w:r>
               <w:t>}}</w:t>
             </w:r>
-            <w:r>
-              <w:rPr>
-                <w:rFonts w:asciiTheme="minorBidi" w:hAnsiTheme="minorBidi" w:cstheme="minorBidi" w:hint="cs"/>
-                <w:rtl/>
-              </w:rPr>
-              <w:t xml:space="preserve">   </w:t>
-            </w:r>
-          </w:p>
-          <w:p>
-            <w:pPr>
-              <w:pStyle w:val="NormalWeb"/>
-              <w:spacing w:before="0" w:beforeAutospacing="0" w:after="0" w:afterAutospacing="0"/>
-              <w:rPr>
-                <w:rFonts w:asciiTheme="minorBidi" w:hAnsiTheme="minorBidi" w:cstheme="minorBidi"/>
-                <w:rtl/>
-              </w:rPr>
-            </w:pPr>
-            <w:r>
-              <w:t>{{questions[].</w:t>
-            </w:r>
-            <w:proofErr w:type="spellStart"/>
-            <w:r>
-              <w:t>math_expression</w:t>
-            </w:r>
-            <w:proofErr w:type="spellEnd"/>
-            <w:r>
-              <w:t xml:space="preserve">}} </w:t>
-            </w:r>
-            <w:bookmarkStart w:id="0" w:name="_GoBack"/>
-            <w:bookmarkEnd w:id="0"/>
-          </w:p>
-        </w:tc>
-        <w:tc>
-          <w:tcPr>
-            <w:tcW w:w="1669" w:type="dxa"/>
-            <w:tcBorders>
-              <w:top w:val="single" w:sz="8" w:space="0" w:color="auto"/>
-            </w:tcBorders>
-          </w:tcPr>
-          <w:p>
-            <w:pPr>
-              <w:rPr>
-                <w:rFonts w:asciiTheme="minorBidi" w:hAnsiTheme="minorBidi" w:cstheme="minorBidi"/>
-                <w:sz w:val="24"/>
-                <w:rtl/>
-              </w:rPr>
-            </w:pPr>
-            <w:r>
-              <w:rPr>
-                <w:rFonts w:asciiTheme="minorBidi" w:hAnsiTheme="minorBidi" w:cstheme="minorBidi"/>
-                <w:sz w:val="24"/>
-              </w:rPr>
-              <w:t>{{questions[].</w:t>
-            </w:r>
-            <w:proofErr w:type="spellStart"/>
-            <w:r>
-              <w:rPr>
-                <w:rFonts w:asciiTheme="minorBidi" w:hAnsiTheme="minorBidi" w:cstheme="minorBidi"/>
-                <w:sz w:val="24"/>
-              </w:rPr>
-              <w:t>score_fa</w:t>
-            </w:r>
-            <w:proofErr w:type="spellEnd"/>
-            <w:r>
-              <w:rPr>
-                <w:rFonts w:asciiTheme="minorBidi" w:hAnsiTheme="minorBidi" w:cstheme="minorBidi"/>
-                <w:sz w:val="24"/>
-              </w:rPr>
-              <w:t>}}</w:t>
-            </w:r>
-          </w:p>
-        </w:tc>
-      </w:tr>
-      <w:tr>
-        <w:tc>
-          <w:tcPr>
-            <w:tcW w:w="2367" w:type="dxa"/>
-            <w:vMerge/>
-            <w:tcBorders>
-              <w:bottom w:val="single" w:sz="8" w:space="0" w:color="auto"/>
-            </w:tcBorders>
-          </w:tcPr>
-          <w:p>
-            <w:pPr>
-              <w:rPr>
-                <w:rFonts w:asciiTheme="minorBidi" w:hAnsiTheme="minorBidi" w:cstheme="minorBidi"/>
-                <w:sz w:val="24"/>
-              </w:rPr>
-            </w:pPr>
-          </w:p>
-        </w:tc>
-        <w:tc>
-          <w:tcPr>
-            <w:tcW w:w="1127" w:type="dxa"/>
-            <w:tcBorders>
-              <w:top w:val="nil"/>
-              <w:bottom w:val="single" w:sz="8" w:space="0" w:color="auto"/>
-              <w:right w:val="nil"/>
-            </w:tcBorders>
-          </w:tcPr>
-          <w:p>
-            <w:pPr>
-              <w:spacing w:line="240" w:lineRule="auto"/>
-              <w:rPr>
-                <w:rFonts w:asciiTheme="minorBidi" w:hAnsiTheme="minorBidi" w:cstheme="minorBidi"/>
-                <w:sz w:val="24"/>
-              </w:rPr>
-            </w:pPr>
-            <w:r>
-              <w:rPr>
-                <w:rFonts w:ascii="Times New Roman" w:eastAsia="Times New Roman" w:hAnsi="Times New Roman" w:cs="Times New Roman"/>
-                <w:sz w:val="24"/>
-              </w:rPr>
-              <w:t>{{questions[].</w:t>
-            </w:r>
-            <w:proofErr w:type="spellStart"/>
-            <w:r>
-              <w:rPr>
-                <w:rFonts w:ascii="Times New Roman" w:eastAsia="Times New Roman" w:hAnsi="Times New Roman" w:cs="Times New Roman"/>
-                <w:sz w:val="24"/>
-              </w:rPr>
-              <w:t>option_a</w:t>
-            </w:r>
-            <w:proofErr w:type="spellEnd"/>
-            <w:r>
-              <w:rPr>
-                <w:rFonts w:ascii="Times New Roman" w:eastAsia="Times New Roman" w:hAnsi="Times New Roman" w:cs="Times New Roman"/>
-                <w:sz w:val="24"/>
-              </w:rPr>
-              <w:t>}}</w:t>
-            </w:r>
-          </w:p>
-        </w:tc>
-        <w:tc>
-          <w:tcPr>
-            <w:tcW w:w="1276" w:type="dxa"/>
+          </w:p>
+        </w:tc>
+        <w:tc>
+          <w:tcPr>
+            <w:tcW w:w="3261" w:type="dxa"/>
             <w:tcBorders>
               <w:top w:val="nil"/>
               <w:left w:val="nil"/>
-              <w:bottom w:val="single" w:sz="8" w:space="0" w:color="auto"/>
-              <w:right w:val="nil"/>
+              <w:bottom w:val="nil"/>
+              <w:right w:val="single" w:sz="4" w:space="0" w:color="auto"/>
             </w:tcBorders>
           </w:tcPr>
           <w:p>
@@ -531,12 +564,82 @@
               <w:pStyle w:val="NormalWeb"/>
               <w:bidi/>
               <w:spacing w:before="0" w:beforeAutospacing="0" w:after="0" w:afterAutospacing="0"/>
+              <w:rPr>
+                <w:rFonts w:hint="cs"/>
+                <w:rtl/>
+              </w:rPr>
             </w:pPr>
             <w:r>
               <w:t>{{questions[].</w:t>
             </w:r>
             <w:proofErr w:type="spellStart"/>
             <w:r>
+              <w:t>option_c</w:t>
+            </w:r>
+            <w:proofErr w:type="spellEnd"/>
+            <w:r>
+              <w:t>}}</w:t>
+            </w:r>
+          </w:p>
+        </w:tc>
+        <w:tc>
+          <w:tcPr>
+            <w:tcW w:w="1119" w:type="dxa"/>
+            <w:vMerge/>
+            <w:tcBorders>
+              <w:left w:val="single" w:sz="4" w:space="0" w:color="auto"/>
+            </w:tcBorders>
+          </w:tcPr>
+          <w:p>
+            <w:pPr>
+              <w:rPr>
+                <w:rFonts w:asciiTheme="minorBidi" w:hAnsiTheme="minorBidi" w:cstheme="minorBidi" w:hint="cs"/>
+                <w:sz w:val="24"/>
+              </w:rPr>
+            </w:pPr>
+          </w:p>
+        </w:tc>
+      </w:tr>
+      <w:tr>
+        <w:tc>
+          <w:tcPr>
+            <w:tcW w:w="1540" w:type="dxa"/>
+            <w:vMerge/>
+            <w:tcBorders>
+              <w:left w:val="single" w:sz="4" w:space="0" w:color="auto"/>
+              <w:bottom w:val="single" w:sz="4" w:space="0" w:color="auto"/>
+              <w:right w:val="single" w:sz="4" w:space="0" w:color="auto"/>
+            </w:tcBorders>
+          </w:tcPr>
+          <w:p>
+            <w:pPr>
+              <w:pStyle w:val="NormalWeb"/>
+              <w:bidi/>
+              <w:spacing w:before="0" w:beforeAutospacing="0" w:after="0" w:afterAutospacing="0"/>
+            </w:pPr>
+          </w:p>
+        </w:tc>
+        <w:tc>
+          <w:tcPr>
+            <w:tcW w:w="3118" w:type="dxa"/>
+            <w:tcBorders>
+              <w:top w:val="nil"/>
+              <w:left w:val="single" w:sz="4" w:space="0" w:color="auto"/>
+              <w:bottom w:val="single" w:sz="4" w:space="0" w:color="auto"/>
+              <w:right w:val="nil"/>
+            </w:tcBorders>
+          </w:tcPr>
+          <w:p>
+            <w:pPr>
+              <w:pStyle w:val="NormalWeb"/>
+              <w:bidi/>
+              <w:spacing w:before="0" w:beforeAutospacing="0" w:after="0" w:afterAutospacing="0"/>
+            </w:pPr>
+            <w:r>
+              <w:t>{{questions[].</w:t>
+            </w:r>
+            <w:proofErr w:type="spellStart"/>
+            <w:r>
               <w:t>option_b</w:t>
             </w:r>
             <w:proofErr w:type="spellEnd"/>
@@ -547,12 +650,12 @@
         </w:tc>
         <w:tc>
           <w:tcPr>
-            <w:tcW w:w="1276" w:type="dxa"/>
+            <w:tcW w:w="3261" w:type="dxa"/>
             <w:tcBorders>
               <w:top w:val="nil"/>
               <w:left w:val="nil"/>
-              <w:bottom w:val="single" w:sz="8" w:space="0" w:color="auto"/>
-              <w:right w:val="nil"/>
+              <w:bottom w:val="single" w:sz="4" w:space="0" w:color="auto"/>
+              <w:right w:val="single" w:sz="4" w:space="0" w:color="auto"/>
             </w:tcBorders>
           </w:tcPr>
           <w:p>
@@ -566,7 +669,7 @@
             </w:r>
             <w:proofErr w:type="spellStart"/>
             <w:r>
-              <w:t>option_c</w:t>
+              <w:t>option_d</w:t>
             </w:r>
             <w:proofErr w:type="spellEnd"/>
             <w:r>
@@ -576,49 +679,23 @@
         </w:tc>
         <w:tc>
           <w:tcPr>
-            <w:tcW w:w="1296" w:type="dxa"/>
+            <w:tcW w:w="1119" w:type="dxa"/>
+            <w:vMerge/>
             <w:tcBorders>
-              <w:top w:val="nil"/>
-              <w:left w:val="nil"/>
-              <w:bottom w:val="single" w:sz="8" w:space="0" w:color="auto"/>
+              <w:left w:val="single" w:sz="4" w:space="0" w:color="auto"/>
             </w:tcBorders>
           </w:tcPr>
           <w:p>
             <w:pPr>
-              <w:pStyle w:val="NormalWeb"/>
-              <w:bidi/>
-              <w:spacing w:before="0" w:beforeAutospacing="0" w:after="0" w:afterAutospacing="0"/>
-            </w:pPr>
-            <w:r>
-              <w:t>{{questions[].</w:t>
-            </w:r>
-            <w:proofErr w:type="spellStart"/>
-            <w:r>
-              <w:t>option_d</w:t>
-            </w:r>
-            <w:proofErr w:type="spellEnd"/>
-            <w:r>
-              <w:t>}}</w:t>
-            </w:r>
-          </w:p>
-        </w:tc>
-        <w:tc>
-          <w:tcPr>
-            <w:tcW w:w="1669" w:type="dxa"/>
-            <w:tcBorders>
-              <w:bottom w:val="single" w:sz="8" w:space="0" w:color="auto"/>
-            </w:tcBorders>
-          </w:tcPr>
-          <w:p>
-            <w:pPr>
-              <w:rPr>
-                <w:rFonts w:asciiTheme="minorBidi" w:hAnsiTheme="minorBidi" w:cstheme="minorBidi"/>
+              <w:rPr>
+                <w:rFonts w:asciiTheme="minorBidi" w:hAnsiTheme="minorBidi" w:cstheme="minorBidi" w:hint="cs"/>
                 <w:sz w:val="24"/>
               </w:rPr>
             </w:pPr>
           </w:p>
         </w:tc>
       </w:tr>
+      <w:bookmarkEnd w:id="0"/>
     </w:tbl>
     <w:p>
       <w:pPr>
@@ -1062,7 +1139,6 @@
   <w:style w:type="character" w:default="1" w:styleId="DefaultParagraphFont">
     <w:name w:val="Default Paragraph Font"/>
     <w:uiPriority w:val="1"/>
-    <w:semiHidden/>
     <w:unhideWhenUsed/>
   </w:style>
   <w:style w:type="table" w:default="1" w:styleId="TableNormal">

--- a/Student_Exam_Template_v1.docx
+++ b/Student_Exam_Template_v1.docx
@@ -7,17 +7,18 @@
         <w:tblStyle w:val="TableGrid"/>
         <w:bidiVisual/>
         <w:tblW w:w="0" w:type="auto"/>
+        <w:tblInd w:w="-616" w:type="dxa"/>
         <w:tblLook w:val="04A0" w:firstRow="1" w:lastRow="0" w:firstColumn="1" w:lastColumn="0" w:noHBand="0" w:noVBand="1"/>
       </w:tblPr>
       <w:tblGrid>
-        <w:gridCol w:w="3005"/>
+        <w:gridCol w:w="3621"/>
         <w:gridCol w:w="3005"/>
         <w:gridCol w:w="3006"/>
       </w:tblGrid>
       <w:tr>
         <w:tc>
           <w:tcPr>
-            <w:tcW w:w="3005" w:type="dxa"/>
+            <w:tcW w:w="3621" w:type="dxa"/>
           </w:tcPr>
           <w:p>
             <w:pPr>
@@ -135,7 +136,7 @@
       <w:tr>
         <w:tc>
           <w:tcPr>
-            <w:tcW w:w="6010" w:type="dxa"/>
+            <w:tcW w:w="6626" w:type="dxa"/>
             <w:gridSpan w:val="2"/>
           </w:tcPr>
           <w:p>
@@ -198,7 +199,7 @@
     <w:p>
       <w:pPr>
         <w:rPr>
-          <w:rFonts w:cs="Nazanin"/>
+          <w:rFonts w:cs="Nazanin" w:hint="cs"/>
           <w:sz w:val="24"/>
           <w:rtl/>
         </w:rPr>
@@ -208,7 +209,8 @@
       <w:tblPr>
         <w:tblStyle w:val="TableGrid"/>
         <w:bidiVisual/>
-        <w:tblW w:w="9038" w:type="dxa"/>
+        <w:tblW w:w="9620" w:type="dxa"/>
+        <w:tblInd w:w="534" w:type="dxa"/>
         <w:tblBorders>
           <w:top w:val="single" w:sz="8" w:space="0" w:color="auto"/>
           <w:left w:val="single" w:sz="8" w:space="0" w:color="auto"/>
@@ -221,15 +223,15 @@
         <w:tblLook w:val="04A0" w:firstRow="1" w:lastRow="0" w:firstColumn="1" w:lastColumn="0" w:noHBand="0" w:noVBand="1"/>
       </w:tblPr>
       <w:tblGrid>
-        <w:gridCol w:w="1540"/>
-        <w:gridCol w:w="3118"/>
-        <w:gridCol w:w="3261"/>
-        <w:gridCol w:w="1119"/>
+        <w:gridCol w:w="1256"/>
+        <w:gridCol w:w="3402"/>
+        <w:gridCol w:w="3972"/>
+        <w:gridCol w:w="990"/>
       </w:tblGrid>
       <w:tr>
         <w:tc>
           <w:tcPr>
-            <w:tcW w:w="1540" w:type="dxa"/>
+            <w:tcW w:w="1256" w:type="dxa"/>
             <w:tcBorders>
               <w:top w:val="single" w:sz="8" w:space="0" w:color="auto"/>
               <w:bottom w:val="single" w:sz="4" w:space="0" w:color="auto"/>
@@ -238,7 +240,7 @@
           <w:p>
             <w:pPr>
               <w:rPr>
-                <w:rFonts w:asciiTheme="minorBidi" w:hAnsiTheme="minorBidi" w:cstheme="minorBidi" w:hint="cs"/>
+                <w:rFonts w:asciiTheme="minorBidi" w:hAnsiTheme="minorBidi" w:cstheme="minorBidi"/>
                 <w:rtl/>
               </w:rPr>
             </w:pPr>
@@ -253,7 +255,7 @@
         </w:tc>
         <w:tc>
           <w:tcPr>
-            <w:tcW w:w="6379" w:type="dxa"/>
+            <w:tcW w:w="7374" w:type="dxa"/>
             <w:gridSpan w:val="2"/>
             <w:tcBorders>
               <w:top w:val="single" w:sz="8" w:space="0" w:color="auto"/>
@@ -277,7 +279,7 @@
         </w:tc>
         <w:tc>
           <w:tcPr>
-            <w:tcW w:w="1119" w:type="dxa"/>
+            <w:tcW w:w="990" w:type="dxa"/>
             <w:tcBorders>
               <w:top w:val="single" w:sz="8" w:space="0" w:color="auto"/>
               <w:bottom w:val="single" w:sz="8" w:space="0" w:color="auto"/>
@@ -301,12 +303,11 @@
       </w:tr>
       <w:tr>
         <w:trPr>
-          <w:trHeight w:val="862"/>
+          <w:trHeight w:val="1145"/>
         </w:trPr>
         <w:tc>
           <w:tcPr>
-            <w:tcW w:w="1540" w:type="dxa"/>
-            <w:vMerge w:val="restart"/>
+            <w:tcW w:w="1256" w:type="dxa"/>
             <w:tcBorders>
               <w:top w:val="single" w:sz="4" w:space="0" w:color="auto"/>
               <w:left w:val="single" w:sz="4" w:space="0" w:color="auto"/>
@@ -315,6 +316,7 @@
           </w:tcPr>
           <w:p>
             <w:pPr>
+              <w:jc w:val="center"/>
               <w:rPr>
                 <w:rFonts w:asciiTheme="minorBidi" w:hAnsiTheme="minorBidi" w:cstheme="minorBidi" w:hint="cs"/>
                 <w:szCs w:val="22"/>
@@ -348,7 +350,7 @@
         </w:tc>
         <w:tc>
           <w:tcPr>
-            <w:tcW w:w="6379" w:type="dxa"/>
+            <w:tcW w:w="7374" w:type="dxa"/>
             <w:gridSpan w:val="2"/>
             <w:tcBorders>
               <w:top w:val="single" w:sz="4" w:space="0" w:color="auto"/>
@@ -441,7 +443,16 @@
                 <w:sz w:val="22"/>
                 <w:szCs w:val="22"/>
               </w:rPr>
-              <w:t>math_expression</w:t>
+              <w:t>math_expressi</w:t>
+            </w:r>
+            <w:bookmarkStart w:id="0" w:name="_GoBack"/>
+            <w:bookmarkEnd w:id="0"/>
+            <w:r>
+              <w:rPr>
+                <w:sz w:val="22"/>
+                <w:szCs w:val="22"/>
+              </w:rPr>
+              <w:t>on</w:t>
             </w:r>
             <w:proofErr w:type="spellEnd"/>
             <w:r>
@@ -455,8 +466,7 @@
         </w:tc>
         <w:tc>
           <w:tcPr>
-            <w:tcW w:w="1119" w:type="dxa"/>
-            <w:vMerge w:val="restart"/>
+            <w:tcW w:w="990" w:type="dxa"/>
             <w:tcBorders>
               <w:top w:val="single" w:sz="8" w:space="0" w:color="auto"/>
               <w:left w:val="single" w:sz="4" w:space="0" w:color="auto"/>
@@ -464,6 +474,7 @@
           </w:tcPr>
           <w:p>
             <w:pPr>
+              <w:jc w:val="center"/>
               <w:rPr>
                 <w:rFonts w:asciiTheme="minorBidi" w:hAnsiTheme="minorBidi" w:cstheme="minorBidi"/>
                 <w:szCs w:val="22"/>
@@ -497,10 +508,13 @@
         </w:tc>
       </w:tr>
       <w:tr>
-        <w:tc>
-          <w:tcPr>
-            <w:tcW w:w="1540" w:type="dxa"/>
-            <w:vMerge/>
+        <w:trPr>
+          <w:trHeight w:val="80"/>
+        </w:trPr>
+        <w:tc>
+          <w:tcPr>
+            <w:tcW w:w="1256" w:type="dxa"/>
+            <w:vMerge w:val="restart"/>
             <w:tcBorders>
               <w:left w:val="single" w:sz="4" w:space="0" w:color="auto"/>
               <w:right w:val="single" w:sz="4" w:space="0" w:color="auto"/>
@@ -509,16 +523,15 @@
           <w:p>
             <w:pPr>
               <w:rPr>
-                <w:rFonts w:asciiTheme="minorBidi" w:hAnsiTheme="minorBidi" w:cstheme="minorBidi"/>
+                <w:rFonts w:asciiTheme="minorBidi" w:hAnsiTheme="minorBidi" w:cstheme="minorBidi" w:hint="cs"/>
                 <w:sz w:val="24"/>
               </w:rPr>
             </w:pPr>
-            <w:bookmarkStart w:id="0" w:name="_GoBack" w:colFirst="1" w:colLast="2"/>
-          </w:p>
-        </w:tc>
-        <w:tc>
-          <w:tcPr>
-            <w:tcW w:w="3118" w:type="dxa"/>
+          </w:p>
+        </w:tc>
+        <w:tc>
+          <w:tcPr>
+            <w:tcW w:w="3402" w:type="dxa"/>
             <w:tcBorders>
               <w:top w:val="nil"/>
               <w:left w:val="single" w:sz="4" w:space="0" w:color="auto"/>
@@ -532,7 +545,6 @@
               <w:bidi/>
               <w:spacing w:before="0" w:beforeAutospacing="0" w:after="0" w:afterAutospacing="0"/>
               <w:rPr>
-                <w:rFonts w:hint="cs"/>
                 <w:rtl/>
               </w:rPr>
             </w:pPr>
@@ -551,7 +563,7 @@
         </w:tc>
         <w:tc>
           <w:tcPr>
-            <w:tcW w:w="3261" w:type="dxa"/>
+            <w:tcW w:w="3972" w:type="dxa"/>
             <w:tcBorders>
               <w:top w:val="nil"/>
               <w:left w:val="nil"/>
@@ -565,7 +577,6 @@
               <w:bidi/>
               <w:spacing w:before="0" w:beforeAutospacing="0" w:after="0" w:afterAutospacing="0"/>
               <w:rPr>
-                <w:rFonts w:hint="cs"/>
                 <w:rtl/>
               </w:rPr>
             </w:pPr>
@@ -584,8 +595,8 @@
         </w:tc>
         <w:tc>
           <w:tcPr>
-            <w:tcW w:w="1119" w:type="dxa"/>
-            <w:vMerge/>
+            <w:tcW w:w="990" w:type="dxa"/>
+            <w:vMerge w:val="restart"/>
             <w:tcBorders>
               <w:left w:val="single" w:sz="4" w:space="0" w:color="auto"/>
             </w:tcBorders>
@@ -593,7 +604,7 @@
           <w:p>
             <w:pPr>
               <w:rPr>
-                <w:rFonts w:asciiTheme="minorBidi" w:hAnsiTheme="minorBidi" w:cstheme="minorBidi" w:hint="cs"/>
+                <w:rFonts w:asciiTheme="minorBidi" w:hAnsiTheme="minorBidi" w:cstheme="minorBidi"/>
                 <w:sz w:val="24"/>
               </w:rPr>
             </w:pPr>
@@ -603,7 +614,7 @@
       <w:tr>
         <w:tc>
           <w:tcPr>
-            <w:tcW w:w="1540" w:type="dxa"/>
+            <w:tcW w:w="1256" w:type="dxa"/>
             <w:vMerge/>
             <w:tcBorders>
               <w:left w:val="single" w:sz="4" w:space="0" w:color="auto"/>
@@ -621,7 +632,7 @@
         </w:tc>
         <w:tc>
           <w:tcPr>
-            <w:tcW w:w="3118" w:type="dxa"/>
+            <w:tcW w:w="3402" w:type="dxa"/>
             <w:tcBorders>
               <w:top w:val="nil"/>
               <w:left w:val="single" w:sz="4" w:space="0" w:color="auto"/>
@@ -650,7 +661,7 @@
         </w:tc>
         <w:tc>
           <w:tcPr>
-            <w:tcW w:w="3261" w:type="dxa"/>
+            <w:tcW w:w="3972" w:type="dxa"/>
             <w:tcBorders>
               <w:top w:val="nil"/>
               <w:left w:val="nil"/>
@@ -679,7 +690,7 @@
         </w:tc>
         <w:tc>
           <w:tcPr>
-            <w:tcW w:w="1119" w:type="dxa"/>
+            <w:tcW w:w="990" w:type="dxa"/>
             <w:vMerge/>
             <w:tcBorders>
               <w:left w:val="single" w:sz="4" w:space="0" w:color="auto"/>
@@ -688,14 +699,13 @@
           <w:p>
             <w:pPr>
               <w:rPr>
-                <w:rFonts w:asciiTheme="minorBidi" w:hAnsiTheme="minorBidi" w:cstheme="minorBidi" w:hint="cs"/>
+                <w:rFonts w:asciiTheme="minorBidi" w:hAnsiTheme="minorBidi" w:cstheme="minorBidi"/>
                 <w:sz w:val="24"/>
               </w:rPr>
             </w:pPr>
           </w:p>
         </w:tc>
       </w:tr>
-      <w:bookmarkEnd w:id="0"/>
     </w:tbl>
     <w:p>
       <w:pPr>
@@ -1139,6 +1149,7 @@
   <w:style w:type="character" w:default="1" w:styleId="DefaultParagraphFont">
     <w:name w:val="Default Paragraph Font"/>
     <w:uiPriority w:val="1"/>
+    <w:semiHidden/>
     <w:unhideWhenUsed/>
   </w:style>
   <w:style w:type="table" w:default="1" w:styleId="TableNormal">

--- a/Student_Exam_Template_v1.docx
+++ b/Student_Exam_Template_v1.docx
@@ -199,7 +199,7 @@
     <w:p>
       <w:pPr>
         <w:rPr>
-          <w:rFonts w:cs="Nazanin" w:hint="cs"/>
+          <w:rFonts w:cs="Nazanin"/>
           <w:sz w:val="24"/>
           <w:rtl/>
         </w:rPr>
@@ -223,15 +223,14 @@
         <w:tblLook w:val="04A0" w:firstRow="1" w:lastRow="0" w:firstColumn="1" w:lastColumn="0" w:noHBand="0" w:noVBand="1"/>
       </w:tblPr>
       <w:tblGrid>
-        <w:gridCol w:w="1256"/>
-        <w:gridCol w:w="3402"/>
-        <w:gridCol w:w="3972"/>
+        <w:gridCol w:w="1543"/>
+        <w:gridCol w:w="7087"/>
         <w:gridCol w:w="990"/>
       </w:tblGrid>
       <w:tr>
         <w:tc>
           <w:tcPr>
-            <w:tcW w:w="1256" w:type="dxa"/>
+            <w:tcW w:w="1543" w:type="dxa"/>
             <w:tcBorders>
               <w:top w:val="single" w:sz="8" w:space="0" w:color="auto"/>
               <w:bottom w:val="single" w:sz="4" w:space="0" w:color="auto"/>
@@ -255,8 +254,7 @@
         </w:tc>
         <w:tc>
           <w:tcPr>
-            <w:tcW w:w="7374" w:type="dxa"/>
-            <w:gridSpan w:val="2"/>
+            <w:tcW w:w="7087" w:type="dxa"/>
             <w:tcBorders>
               <w:top w:val="single" w:sz="8" w:space="0" w:color="auto"/>
               <w:bottom w:val="single" w:sz="4" w:space="0" w:color="auto"/>
@@ -307,10 +305,11 @@
         </w:trPr>
         <w:tc>
           <w:tcPr>
-            <w:tcW w:w="1256" w:type="dxa"/>
+            <w:tcW w:w="1543" w:type="dxa"/>
             <w:tcBorders>
               <w:top w:val="single" w:sz="4" w:space="0" w:color="auto"/>
               <w:left w:val="single" w:sz="4" w:space="0" w:color="auto"/>
+              <w:bottom w:val="single" w:sz="4" w:space="0" w:color="auto"/>
               <w:right w:val="single" w:sz="4" w:space="0" w:color="auto"/>
             </w:tcBorders>
           </w:tcPr>
@@ -318,7 +317,7 @@
             <w:pPr>
               <w:jc w:val="center"/>
               <w:rPr>
-                <w:rFonts w:asciiTheme="minorBidi" w:hAnsiTheme="minorBidi" w:cstheme="minorBidi" w:hint="cs"/>
+                <w:rFonts w:asciiTheme="minorBidi" w:hAnsiTheme="minorBidi" w:cstheme="minorBidi"/>
                 <w:szCs w:val="22"/>
                 <w:rtl/>
               </w:rPr>
@@ -350,273 +349,9 @@
         </w:tc>
         <w:tc>
           <w:tcPr>
-            <w:tcW w:w="7374" w:type="dxa"/>
-            <w:gridSpan w:val="2"/>
+            <w:tcW w:w="7087" w:type="dxa"/>
             <w:tcBorders>
               <w:top w:val="single" w:sz="4" w:space="0" w:color="auto"/>
-              <w:left w:val="single" w:sz="4" w:space="0" w:color="auto"/>
-              <w:bottom w:val="nil"/>
-              <w:right w:val="single" w:sz="4" w:space="0" w:color="auto"/>
-            </w:tcBorders>
-          </w:tcPr>
-          <w:p>
-            <w:pPr>
-              <w:pStyle w:val="NormalWeb"/>
-              <w:bidi/>
-              <w:spacing w:before="0" w:beforeAutospacing="0" w:after="0" w:afterAutospacing="0"/>
-              <w:rPr>
-                <w:rFonts w:asciiTheme="minorBidi" w:hAnsiTheme="minorBidi" w:cstheme="minorBidi"/>
-                <w:sz w:val="22"/>
-                <w:szCs w:val="22"/>
-                <w:rtl/>
-              </w:rPr>
-            </w:pPr>
-            <w:r>
-              <w:rPr>
-                <w:sz w:val="22"/>
-                <w:szCs w:val="22"/>
-              </w:rPr>
-              <w:t>{{questions[</w:t>
-            </w:r>
-            <w:proofErr w:type="gramStart"/>
-            <w:r>
-              <w:rPr>
-                <w:sz w:val="22"/>
-                <w:szCs w:val="22"/>
-              </w:rPr>
-              <w:t>].</w:t>
-            </w:r>
-            <w:proofErr w:type="spellStart"/>
-            <w:r>
-              <w:rPr>
-                <w:sz w:val="22"/>
-                <w:szCs w:val="22"/>
-              </w:rPr>
-              <w:t>question</w:t>
-            </w:r>
-            <w:proofErr w:type="gramEnd"/>
-            <w:r>
-              <w:rPr>
-                <w:sz w:val="22"/>
-                <w:szCs w:val="22"/>
-              </w:rPr>
-              <w:t>_text</w:t>
-            </w:r>
-            <w:proofErr w:type="spellEnd"/>
-            <w:r>
-              <w:rPr>
-                <w:sz w:val="22"/>
-                <w:szCs w:val="22"/>
-              </w:rPr>
-              <w:t>}}</w:t>
-            </w:r>
-            <w:r>
-              <w:rPr>
-                <w:rFonts w:asciiTheme="minorBidi" w:hAnsiTheme="minorBidi" w:cstheme="minorBidi" w:hint="cs"/>
-                <w:sz w:val="22"/>
-                <w:szCs w:val="22"/>
-                <w:rtl/>
-              </w:rPr>
-              <w:t xml:space="preserve">   </w:t>
-            </w:r>
-          </w:p>
-          <w:p>
-            <w:pPr>
-              <w:pStyle w:val="NormalWeb"/>
-              <w:spacing w:before="0" w:beforeAutospacing="0" w:after="0" w:afterAutospacing="0"/>
-              <w:rPr>
-                <w:rFonts w:asciiTheme="minorBidi" w:hAnsiTheme="minorBidi" w:cstheme="minorBidi"/>
-                <w:sz w:val="22"/>
-                <w:szCs w:val="22"/>
-              </w:rPr>
-            </w:pPr>
-            <w:r>
-              <w:rPr>
-                <w:sz w:val="22"/>
-                <w:szCs w:val="22"/>
-              </w:rPr>
-              <w:t>{{questions[].</w:t>
-            </w:r>
-            <w:proofErr w:type="spellStart"/>
-            <w:r>
-              <w:rPr>
-                <w:sz w:val="22"/>
-                <w:szCs w:val="22"/>
-              </w:rPr>
-              <w:t>math_expressi</w:t>
-            </w:r>
-            <w:bookmarkStart w:id="0" w:name="_GoBack"/>
-            <w:bookmarkEnd w:id="0"/>
-            <w:r>
-              <w:rPr>
-                <w:sz w:val="22"/>
-                <w:szCs w:val="22"/>
-              </w:rPr>
-              <w:t>on</w:t>
-            </w:r>
-            <w:proofErr w:type="spellEnd"/>
-            <w:r>
-              <w:rPr>
-                <w:sz w:val="22"/>
-                <w:szCs w:val="22"/>
-              </w:rPr>
-              <w:t>}}</w:t>
-            </w:r>
-          </w:p>
-        </w:tc>
-        <w:tc>
-          <w:tcPr>
-            <w:tcW w:w="990" w:type="dxa"/>
-            <w:tcBorders>
-              <w:top w:val="single" w:sz="8" w:space="0" w:color="auto"/>
-              <w:left w:val="single" w:sz="4" w:space="0" w:color="auto"/>
-            </w:tcBorders>
-          </w:tcPr>
-          <w:p>
-            <w:pPr>
-              <w:jc w:val="center"/>
-              <w:rPr>
-                <w:rFonts w:asciiTheme="minorBidi" w:hAnsiTheme="minorBidi" w:cstheme="minorBidi"/>
-                <w:szCs w:val="22"/>
-                <w:rtl/>
-              </w:rPr>
-            </w:pPr>
-            <w:r>
-              <w:rPr>
-                <w:rFonts w:asciiTheme="minorBidi" w:hAnsiTheme="minorBidi" w:cstheme="minorBidi"/>
-                <w:szCs w:val="22"/>
-              </w:rPr>
-              <w:t>{{questions[].</w:t>
-            </w:r>
-            <w:proofErr w:type="spellStart"/>
-            <w:r>
-              <w:rPr>
-                <w:rFonts w:asciiTheme="minorBidi" w:hAnsiTheme="minorBidi" w:cstheme="minorBidi"/>
-                <w:szCs w:val="22"/>
-              </w:rPr>
-              <w:t>score_fa</w:t>
-            </w:r>
-            <w:proofErr w:type="spellEnd"/>
-            <w:r>
-              <w:rPr>
-                <w:rFonts w:asciiTheme="minorBidi" w:hAnsiTheme="minorBidi" w:cstheme="minorBidi"/>
-                <w:szCs w:val="22"/>
-              </w:rPr>
-              <w:t>}}</w:t>
-            </w:r>
-          </w:p>
-        </w:tc>
-      </w:tr>
-      <w:tr>
-        <w:trPr>
-          <w:trHeight w:val="80"/>
-        </w:trPr>
-        <w:tc>
-          <w:tcPr>
-            <w:tcW w:w="1256" w:type="dxa"/>
-            <w:vMerge w:val="restart"/>
-            <w:tcBorders>
-              <w:left w:val="single" w:sz="4" w:space="0" w:color="auto"/>
-              <w:right w:val="single" w:sz="4" w:space="0" w:color="auto"/>
-            </w:tcBorders>
-          </w:tcPr>
-          <w:p>
-            <w:pPr>
-              <w:rPr>
-                <w:rFonts w:asciiTheme="minorBidi" w:hAnsiTheme="minorBidi" w:cstheme="minorBidi" w:hint="cs"/>
-                <w:sz w:val="24"/>
-              </w:rPr>
-            </w:pPr>
-          </w:p>
-        </w:tc>
-        <w:tc>
-          <w:tcPr>
-            <w:tcW w:w="3402" w:type="dxa"/>
-            <w:tcBorders>
-              <w:top w:val="nil"/>
-              <w:left w:val="single" w:sz="4" w:space="0" w:color="auto"/>
-              <w:bottom w:val="nil"/>
-              <w:right w:val="nil"/>
-            </w:tcBorders>
-          </w:tcPr>
-          <w:p>
-            <w:pPr>
-              <w:pStyle w:val="NormalWeb"/>
-              <w:bidi/>
-              <w:spacing w:before="0" w:beforeAutospacing="0" w:after="0" w:afterAutospacing="0"/>
-              <w:rPr>
-                <w:rtl/>
-              </w:rPr>
-            </w:pPr>
-            <w:r>
-              <w:t>{{questions[].</w:t>
-            </w:r>
-            <w:proofErr w:type="spellStart"/>
-            <w:r>
-              <w:t>option_a</w:t>
-            </w:r>
-            <w:proofErr w:type="spellEnd"/>
-            <w:r>
-              <w:t>}}</w:t>
-            </w:r>
-          </w:p>
-        </w:tc>
-        <w:tc>
-          <w:tcPr>
-            <w:tcW w:w="3972" w:type="dxa"/>
-            <w:tcBorders>
-              <w:top w:val="nil"/>
-              <w:left w:val="nil"/>
-              <w:bottom w:val="nil"/>
-              <w:right w:val="single" w:sz="4" w:space="0" w:color="auto"/>
-            </w:tcBorders>
-          </w:tcPr>
-          <w:p>
-            <w:pPr>
-              <w:pStyle w:val="NormalWeb"/>
-              <w:bidi/>
-              <w:spacing w:before="0" w:beforeAutospacing="0" w:after="0" w:afterAutospacing="0"/>
-              <w:rPr>
-                <w:rtl/>
-              </w:rPr>
-            </w:pPr>
-            <w:r>
-              <w:t>{{questions[].</w:t>
-            </w:r>
-            <w:proofErr w:type="spellStart"/>
-            <w:r>
-              <w:t>option_c</w:t>
-            </w:r>
-            <w:proofErr w:type="spellEnd"/>
-            <w:r>
-              <w:t>}}</w:t>
-            </w:r>
-          </w:p>
-        </w:tc>
-        <w:tc>
-          <w:tcPr>
-            <w:tcW w:w="990" w:type="dxa"/>
-            <w:vMerge w:val="restart"/>
-            <w:tcBorders>
-              <w:left w:val="single" w:sz="4" w:space="0" w:color="auto"/>
-            </w:tcBorders>
-          </w:tcPr>
-          <w:p>
-            <w:pPr>
-              <w:rPr>
-                <w:rFonts w:asciiTheme="minorBidi" w:hAnsiTheme="minorBidi" w:cstheme="minorBidi"/>
-                <w:sz w:val="24"/>
-              </w:rPr>
-            </w:pPr>
-          </w:p>
-        </w:tc>
-      </w:tr>
-      <w:tr>
-        <w:tc>
-          <w:tcPr>
-            <w:tcW w:w="1256" w:type="dxa"/>
-            <w:vMerge/>
-            <w:tcBorders>
               <w:left w:val="single" w:sz="4" w:space="0" w:color="auto"/>
               <w:bottom w:val="single" w:sz="4" w:space="0" w:color="auto"/>
               <w:right w:val="single" w:sz="4" w:space="0" w:color="auto"/>
@@ -627,54 +362,201 @@
               <w:pStyle w:val="NormalWeb"/>
               <w:bidi/>
               <w:spacing w:before="0" w:beforeAutospacing="0" w:after="0" w:afterAutospacing="0"/>
+              <w:rPr>
+                <w:rFonts w:asciiTheme="minorBidi" w:hAnsiTheme="minorBidi" w:cstheme="minorBidi"/>
+                <w:sz w:val="22"/>
+                <w:szCs w:val="22"/>
+                <w:rtl/>
+              </w:rPr>
             </w:pPr>
+            <w:r>
+              <w:rPr>
+                <w:sz w:val="22"/>
+                <w:szCs w:val="22"/>
+              </w:rPr>
+              <w:t>{{questions[</w:t>
+            </w:r>
+            <w:proofErr w:type="gramStart"/>
+            <w:r>
+              <w:rPr>
+                <w:sz w:val="22"/>
+                <w:szCs w:val="22"/>
+              </w:rPr>
+              <w:t>].</w:t>
+            </w:r>
+            <w:proofErr w:type="spellStart"/>
+            <w:r>
+              <w:rPr>
+                <w:sz w:val="22"/>
+                <w:szCs w:val="22"/>
+              </w:rPr>
+              <w:t>question</w:t>
+            </w:r>
+            <w:proofErr w:type="gramEnd"/>
+            <w:r>
+              <w:rPr>
+                <w:sz w:val="22"/>
+                <w:szCs w:val="22"/>
+              </w:rPr>
+              <w:t>_text</w:t>
+            </w:r>
+            <w:proofErr w:type="spellEnd"/>
+            <w:r>
+              <w:rPr>
+                <w:sz w:val="22"/>
+                <w:szCs w:val="22"/>
+              </w:rPr>
+              <w:t>}}</w:t>
+            </w:r>
+            <w:r>
+              <w:rPr>
+                <w:rFonts w:asciiTheme="minorBidi" w:hAnsiTheme="minorBidi" w:cstheme="minorBidi" w:hint="cs"/>
+                <w:sz w:val="22"/>
+                <w:szCs w:val="22"/>
+                <w:rtl/>
+              </w:rPr>
+              <w:t xml:space="preserve">   </w:t>
+            </w:r>
           </w:p>
-        </w:tc>
-        <w:tc>
-          <w:tcPr>
-            <w:tcW w:w="3402" w:type="dxa"/>
-            <w:tcBorders>
-              <w:top w:val="nil"/>
-              <w:left w:val="single" w:sz="4" w:space="0" w:color="auto"/>
-              <w:bottom w:val="single" w:sz="4" w:space="0" w:color="auto"/>
-              <w:right w:val="nil"/>
-            </w:tcBorders>
-          </w:tcPr>
+          <w:p>
+            <w:pPr>
+              <w:pStyle w:val="NormalWeb"/>
+              <w:spacing w:before="0" w:beforeAutospacing="0" w:after="0" w:afterAutospacing="0"/>
+              <w:rPr>
+                <w:rFonts w:asciiTheme="minorBidi" w:hAnsiTheme="minorBidi" w:cstheme="minorBidi"/>
+                <w:sz w:val="22"/>
+                <w:szCs w:val="22"/>
+              </w:rPr>
+            </w:pPr>
+            <w:r>
+              <w:rPr>
+                <w:sz w:val="22"/>
+                <w:szCs w:val="22"/>
+              </w:rPr>
+              <w:t>{{questions[</w:t>
+            </w:r>
+            <w:proofErr w:type="gramStart"/>
+            <w:r>
+              <w:rPr>
+                <w:sz w:val="22"/>
+                <w:szCs w:val="22"/>
+              </w:rPr>
+              <w:t>].</w:t>
+            </w:r>
+            <w:proofErr w:type="spellStart"/>
+            <w:r>
+              <w:rPr>
+                <w:sz w:val="22"/>
+                <w:szCs w:val="22"/>
+              </w:rPr>
+              <w:t>math</w:t>
+            </w:r>
+            <w:proofErr w:type="gramEnd"/>
+            <w:r>
+              <w:rPr>
+                <w:sz w:val="22"/>
+                <w:szCs w:val="22"/>
+              </w:rPr>
+              <w:t>_expression</w:t>
+            </w:r>
+            <w:proofErr w:type="spellEnd"/>
+            <w:r>
+              <w:rPr>
+                <w:sz w:val="22"/>
+                <w:szCs w:val="22"/>
+              </w:rPr>
+              <w:t>}}</w:t>
+            </w:r>
+          </w:p>
           <w:p>
             <w:pPr>
               <w:pStyle w:val="NormalWeb"/>
               <w:bidi/>
               <w:spacing w:before="0" w:beforeAutospacing="0" w:after="0" w:afterAutospacing="0"/>
+              <w:rPr>
+                <w:rtl/>
+              </w:rPr>
             </w:pPr>
             <w:r>
+              <w:t>{{questions[</w:t>
+            </w:r>
+            <w:proofErr w:type="gramStart"/>
+            <w:r>
+              <w:t>].</w:t>
+            </w:r>
+            <w:proofErr w:type="spellStart"/>
+            <w:r>
+              <w:t>option</w:t>
+            </w:r>
+            <w:proofErr w:type="gramEnd"/>
+            <w:r>
+              <w:t>_a</w:t>
+            </w:r>
+            <w:bookmarkStart w:id="0" w:name="_GoBack"/>
+            <w:proofErr w:type="spellEnd"/>
+            <w:r>
+              <w:t>}}</w:t>
+            </w:r>
+            <w:r>
+              <w:rPr>
+                <w:rFonts w:asciiTheme="minorBidi" w:hAnsiTheme="minorBidi" w:cstheme="minorBidi" w:hint="cs"/>
+                <w:sz w:val="22"/>
+                <w:szCs w:val="22"/>
+                <w:rtl/>
+              </w:rPr>
+              <w:t xml:space="preserve">                 |</w:t>
+            </w:r>
+            <w:r>
               <w:t>{{questions[].</w:t>
             </w:r>
             <w:proofErr w:type="spellStart"/>
             <w:r>
-              <w:t>option_b</w:t>
+              <w:t>option_c</w:t>
             </w:r>
             <w:proofErr w:type="spellEnd"/>
             <w:r>
               <w:t>}}</w:t>
             </w:r>
+            <w:r>
+              <w:t xml:space="preserve"> </w:t>
+            </w:r>
           </w:p>
-        </w:tc>
-        <w:tc>
-          <w:tcPr>
-            <w:tcW w:w="3972" w:type="dxa"/>
-            <w:tcBorders>
-              <w:top w:val="nil"/>
-              <w:left w:val="nil"/>
-              <w:bottom w:val="single" w:sz="4" w:space="0" w:color="auto"/>
-              <w:right w:val="single" w:sz="4" w:space="0" w:color="auto"/>
-            </w:tcBorders>
-          </w:tcPr>
           <w:p>
             <w:pPr>
               <w:pStyle w:val="NormalWeb"/>
               <w:bidi/>
               <w:spacing w:before="0" w:beforeAutospacing="0" w:after="0" w:afterAutospacing="0"/>
+              <w:rPr>
+                <w:rFonts w:asciiTheme="minorBidi" w:hAnsiTheme="minorBidi" w:cstheme="minorBidi" w:hint="cs"/>
+                <w:sz w:val="22"/>
+                <w:szCs w:val="22"/>
+                <w:rtl/>
+              </w:rPr>
             </w:pPr>
+            <w:r>
+              <w:t>{{</w:t>
+            </w:r>
+            <w:bookmarkEnd w:id="0"/>
+            <w:r>
+              <w:t>questions[].</w:t>
+            </w:r>
+            <w:proofErr w:type="spellStart"/>
+            <w:r>
+              <w:t>option_b</w:t>
+            </w:r>
+            <w:proofErr w:type="spellEnd"/>
+            <w:r>
+              <w:t>}}</w:t>
+            </w:r>
+            <w:r>
+              <w:rPr>
+                <w:rFonts w:asciiTheme="minorBidi" w:hAnsiTheme="minorBidi" w:cstheme="minorBidi" w:hint="cs"/>
+                <w:sz w:val="22"/>
+                <w:szCs w:val="22"/>
+                <w:rtl/>
+              </w:rPr>
+              <w:t xml:space="preserve">                 | </w:t>
+            </w:r>
             <w:r>
               <w:t>{{questions[].</w:t>
             </w:r>
@@ -691,18 +573,44 @@
         <w:tc>
           <w:tcPr>
             <w:tcW w:w="990" w:type="dxa"/>
-            <w:vMerge/>
             <w:tcBorders>
+              <w:top w:val="single" w:sz="8" w:space="0" w:color="auto"/>
               <w:left w:val="single" w:sz="4" w:space="0" w:color="auto"/>
+              <w:bottom w:val="single" w:sz="4" w:space="0" w:color="auto"/>
             </w:tcBorders>
           </w:tcPr>
           <w:p>
             <w:pPr>
-              <w:rPr>
-                <w:rFonts w:asciiTheme="minorBidi" w:hAnsiTheme="minorBidi" w:cstheme="minorBidi"/>
-                <w:sz w:val="24"/>
+              <w:jc w:val="center"/>
+              <w:rPr>
+                <w:rFonts w:asciiTheme="minorBidi" w:hAnsiTheme="minorBidi" w:cstheme="minorBidi"/>
+                <w:szCs w:val="22"/>
+                <w:rtl/>
               </w:rPr>
             </w:pPr>
+            <w:r>
+              <w:rPr>
+                <w:rFonts w:asciiTheme="minorBidi" w:hAnsiTheme="minorBidi" w:cstheme="minorBidi"/>
+                <w:szCs w:val="22"/>
+              </w:rPr>
+              <w:t>{{questions[].</w:t>
+            </w:r>
+            <w:proofErr w:type="spellStart"/>
+            <w:r>
+              <w:rPr>
+                <w:rFonts w:asciiTheme="minorBidi" w:hAnsiTheme="minorBidi" w:cstheme="minorBidi"/>
+                <w:szCs w:val="22"/>
+              </w:rPr>
+              <w:t>score_fa</w:t>
+            </w:r>
+            <w:proofErr w:type="spellEnd"/>
+            <w:r>
+              <w:rPr>
+                <w:rFonts w:asciiTheme="minorBidi" w:hAnsiTheme="minorBidi" w:cstheme="minorBidi"/>
+                <w:szCs w:val="22"/>
+              </w:rPr>
+              <w:t>}}</w:t>
+            </w:r>
           </w:p>
         </w:tc>
       </w:tr>

--- a/Student_Exam_Template_v1.docx
+++ b/Student_Exam_Template_v1.docx
@@ -53,29 +53,7 @@
                 <w:sz w:val="28"/>
                 <w:szCs w:val="28"/>
               </w:rPr>
-              <w:t>{{</w:t>
-            </w:r>
-            <w:proofErr w:type="spellStart"/>
-            <w:r>
-              <w:rPr>
-                <w:rFonts w:ascii="Tahoma" w:hAnsi="Tahoma"/>
-                <w:b/>
-                <w:bCs/>
-                <w:sz w:val="28"/>
-                <w:szCs w:val="28"/>
-              </w:rPr>
-              <w:t>exam_title</w:t>
-            </w:r>
-            <w:proofErr w:type="spellEnd"/>
-            <w:r>
-              <w:rPr>
-                <w:rFonts w:ascii="Tahoma" w:hAnsi="Tahoma"/>
-                <w:b/>
-                <w:bCs/>
-                <w:sz w:val="28"/>
-                <w:szCs w:val="28"/>
-              </w:rPr>
-              <w:t>}}</w:t>
+              <w:t>{{exam_title}}</w:t>
             </w:r>
           </w:p>
         </w:tc>
@@ -223,14 +201,14 @@
         <w:tblLook w:val="04A0" w:firstRow="1" w:lastRow="0" w:firstColumn="1" w:lastColumn="0" w:noHBand="0" w:noVBand="1"/>
       </w:tblPr>
       <w:tblGrid>
-        <w:gridCol w:w="1543"/>
-        <w:gridCol w:w="7087"/>
-        <w:gridCol w:w="990"/>
+        <w:gridCol w:w="692"/>
+        <w:gridCol w:w="8222"/>
+        <w:gridCol w:w="706"/>
       </w:tblGrid>
       <w:tr>
         <w:tc>
           <w:tcPr>
-            <w:tcW w:w="1543" w:type="dxa"/>
+            <w:tcW w:w="692" w:type="dxa"/>
             <w:tcBorders>
               <w:top w:val="single" w:sz="8" w:space="0" w:color="auto"/>
               <w:bottom w:val="single" w:sz="4" w:space="0" w:color="auto"/>
@@ -254,7 +232,7 @@
         </w:tc>
         <w:tc>
           <w:tcPr>
-            <w:tcW w:w="7087" w:type="dxa"/>
+            <w:tcW w:w="8222" w:type="dxa"/>
             <w:tcBorders>
               <w:top w:val="single" w:sz="8" w:space="0" w:color="auto"/>
               <w:bottom w:val="single" w:sz="4" w:space="0" w:color="auto"/>
@@ -277,7 +255,7 @@
         </w:tc>
         <w:tc>
           <w:tcPr>
-            <w:tcW w:w="990" w:type="dxa"/>
+            <w:tcW w:w="706" w:type="dxa"/>
             <w:tcBorders>
               <w:top w:val="single" w:sz="8" w:space="0" w:color="auto"/>
               <w:bottom w:val="single" w:sz="8" w:space="0" w:color="auto"/>
@@ -305,7 +283,7 @@
         </w:trPr>
         <w:tc>
           <w:tcPr>
-            <w:tcW w:w="1543" w:type="dxa"/>
+            <w:tcW w:w="692" w:type="dxa"/>
             <w:tcBorders>
               <w:top w:val="single" w:sz="4" w:space="0" w:color="auto"/>
               <w:left w:val="single" w:sz="4" w:space="0" w:color="auto"/>
@@ -327,29 +305,13 @@
                 <w:rFonts w:asciiTheme="minorBidi" w:hAnsiTheme="minorBidi" w:cstheme="minorBidi"/>
                 <w:szCs w:val="22"/>
               </w:rPr>
-              <w:t>{{questions[].</w:t>
-            </w:r>
-            <w:proofErr w:type="spellStart"/>
-            <w:r>
-              <w:rPr>
-                <w:rFonts w:asciiTheme="minorBidi" w:hAnsiTheme="minorBidi" w:cstheme="minorBidi"/>
-                <w:szCs w:val="22"/>
-              </w:rPr>
-              <w:t>question_number_fa</w:t>
-            </w:r>
-            <w:proofErr w:type="spellEnd"/>
-            <w:r>
-              <w:rPr>
-                <w:rFonts w:asciiTheme="minorBidi" w:hAnsiTheme="minorBidi" w:cstheme="minorBidi"/>
-                <w:szCs w:val="22"/>
-              </w:rPr>
-              <w:t>}}</w:t>
+              <w:t>{{questions[].question_number_fa}}</w:t>
             </w:r>
           </w:p>
         </w:tc>
         <w:tc>
           <w:tcPr>
-            <w:tcW w:w="7087" w:type="dxa"/>
+            <w:tcW w:w="8222" w:type="dxa"/>
             <w:tcBorders>
               <w:top w:val="single" w:sz="4" w:space="0" w:color="auto"/>
               <w:left w:val="single" w:sz="4" w:space="0" w:color="auto"/>
@@ -374,39 +336,7 @@
                 <w:sz w:val="22"/>
                 <w:szCs w:val="22"/>
               </w:rPr>
-              <w:t>{{questions[</w:t>
-            </w:r>
-            <w:proofErr w:type="gramStart"/>
-            <w:r>
-              <w:rPr>
-                <w:sz w:val="22"/>
-                <w:szCs w:val="22"/>
-              </w:rPr>
-              <w:t>].</w:t>
-            </w:r>
-            <w:proofErr w:type="spellStart"/>
-            <w:r>
-              <w:rPr>
-                <w:sz w:val="22"/>
-                <w:szCs w:val="22"/>
-              </w:rPr>
-              <w:t>question</w:t>
-            </w:r>
-            <w:proofErr w:type="gramEnd"/>
-            <w:r>
-              <w:rPr>
-                <w:sz w:val="22"/>
-                <w:szCs w:val="22"/>
-              </w:rPr>
-              <w:t>_text</w:t>
-            </w:r>
-            <w:proofErr w:type="spellEnd"/>
-            <w:r>
-              <w:rPr>
-                <w:sz w:val="22"/>
-                <w:szCs w:val="22"/>
-              </w:rPr>
-              <w:t>}}</w:t>
+              <w:t>{{questions[].question_text}}</w:t>
             </w:r>
             <w:r>
               <w:rPr>
@@ -433,39 +363,7 @@
                 <w:sz w:val="22"/>
                 <w:szCs w:val="22"/>
               </w:rPr>
-              <w:t>{{questions[</w:t>
-            </w:r>
-            <w:proofErr w:type="gramStart"/>
-            <w:r>
-              <w:rPr>
-                <w:sz w:val="22"/>
-                <w:szCs w:val="22"/>
-              </w:rPr>
-              <w:t>].</w:t>
-            </w:r>
-            <w:proofErr w:type="spellStart"/>
-            <w:r>
-              <w:rPr>
-                <w:sz w:val="22"/>
-                <w:szCs w:val="22"/>
-              </w:rPr>
-              <w:t>math</w:t>
-            </w:r>
-            <w:proofErr w:type="gramEnd"/>
-            <w:r>
-              <w:rPr>
-                <w:sz w:val="22"/>
-                <w:szCs w:val="22"/>
-              </w:rPr>
-              <w:t>_expression</w:t>
-            </w:r>
-            <w:proofErr w:type="spellEnd"/>
-            <w:r>
-              <w:rPr>
-                <w:sz w:val="22"/>
-                <w:szCs w:val="22"/>
-              </w:rPr>
-              <w:t>}}</w:t>
+              <w:t>{{questions[].math_expression}}</w:t>
             </w:r>
           </w:p>
           <w:p>
@@ -478,24 +376,7 @@
               </w:rPr>
             </w:pPr>
             <w:r>
-              <w:t>{{questions[</w:t>
-            </w:r>
-            <w:proofErr w:type="gramStart"/>
-            <w:r>
-              <w:t>].</w:t>
-            </w:r>
-            <w:proofErr w:type="spellStart"/>
-            <w:r>
-              <w:t>option</w:t>
-            </w:r>
-            <w:proofErr w:type="gramEnd"/>
-            <w:r>
-              <w:t>_a</w:t>
-            </w:r>
-            <w:bookmarkStart w:id="0" w:name="_GoBack"/>
-            <w:proofErr w:type="spellEnd"/>
-            <w:r>
-              <w:t>}}</w:t>
+              <w:t>{{questions[].option_a}}</w:t>
             </w:r>
             <w:r>
               <w:rPr>
@@ -504,18 +385,13 @@
                 <w:szCs w:val="22"/>
                 <w:rtl/>
               </w:rPr>
-              <w:t xml:space="preserve">                 |</w:t>
-            </w:r>
-            <w:r>
-              <w:t>{{questions[].</w:t>
-            </w:r>
-            <w:proofErr w:type="spellStart"/>
-            <w:r>
-              <w:t>option_c</w:t>
-            </w:r>
-            <w:proofErr w:type="spellEnd"/>
-            <w:r>
-              <w:t>}}</w:t>
+              <w:t xml:space="preserve">                 </w:t>
+            </w:r>
+            <w:r>
+              <w:t>{{questions[].option_c}}</w:t>
+            </w:r>
+            <w:r>
+              <w:t xml:space="preserve">                                  </w:t>
             </w:r>
             <w:r>
               <w:t xml:space="preserve"> </w:t>
@@ -527,26 +403,23 @@
               <w:bidi/>
               <w:spacing w:before="0" w:beforeAutospacing="0" w:after="0" w:afterAutospacing="0"/>
               <w:rPr>
+                <w:rFonts w:asciiTheme="minorBidi" w:hAnsiTheme="minorBidi" w:cstheme="minorBidi"/>
+                <w:sz w:val="22"/>
+                <w:szCs w:val="22"/>
+                <w:rtl/>
+              </w:rPr>
+            </w:pPr>
+            <w:r>
+              <w:t>{{questions[].option_b}}</w:t>
+            </w:r>
+            <w:r>
+              <w:rPr>
                 <w:rFonts w:asciiTheme="minorBidi" w:hAnsiTheme="minorBidi" w:cstheme="minorBidi" w:hint="cs"/>
                 <w:sz w:val="22"/>
                 <w:szCs w:val="22"/>
                 <w:rtl/>
               </w:rPr>
-            </w:pPr>
-            <w:r>
-              <w:t>{{</w:t>
-            </w:r>
-            <w:bookmarkEnd w:id="0"/>
-            <w:r>
-              <w:t>questions[].</w:t>
-            </w:r>
-            <w:proofErr w:type="spellStart"/>
-            <w:r>
-              <w:t>option_b</w:t>
-            </w:r>
-            <w:proofErr w:type="spellEnd"/>
-            <w:r>
-              <w:t>}}</w:t>
+              <w:t xml:space="preserve">                 </w:t>
             </w:r>
             <w:r>
               <w:rPr>
@@ -555,24 +428,27 @@
                 <w:szCs w:val="22"/>
                 <w:rtl/>
               </w:rPr>
-              <w:t xml:space="preserve">                 | </w:t>
-            </w:r>
-            <w:r>
-              <w:t>{{questions[].</w:t>
-            </w:r>
-            <w:proofErr w:type="spellStart"/>
-            <w:r>
-              <w:t>option_d</w:t>
-            </w:r>
-            <w:proofErr w:type="spellEnd"/>
-            <w:r>
-              <w:t>}}</w:t>
+              <w:t xml:space="preserve">                             </w:t>
+            </w:r>
+            <w:bookmarkStart w:id="0" w:name="_GoBack"/>
+            <w:bookmarkEnd w:id="0"/>
+            <w:r>
+              <w:rPr>
+                <w:rFonts w:asciiTheme="minorBidi" w:hAnsiTheme="minorBidi" w:cstheme="minorBidi" w:hint="cs"/>
+                <w:sz w:val="22"/>
+                <w:szCs w:val="22"/>
+                <w:rtl/>
+              </w:rPr>
+              <w:t xml:space="preserve">     </w:t>
+            </w:r>
+            <w:r>
+              <w:t>{{questions[].option_d}}</w:t>
             </w:r>
           </w:p>
         </w:tc>
         <w:tc>
           <w:tcPr>
-            <w:tcW w:w="990" w:type="dxa"/>
+            <w:tcW w:w="706" w:type="dxa"/>
             <w:tcBorders>
               <w:top w:val="single" w:sz="8" w:space="0" w:color="auto"/>
               <w:left w:val="single" w:sz="4" w:space="0" w:color="auto"/>
@@ -593,23 +469,7 @@
                 <w:rFonts w:asciiTheme="minorBidi" w:hAnsiTheme="minorBidi" w:cstheme="minorBidi"/>
                 <w:szCs w:val="22"/>
               </w:rPr>
-              <w:t>{{questions[].</w:t>
-            </w:r>
-            <w:proofErr w:type="spellStart"/>
-            <w:r>
-              <w:rPr>
-                <w:rFonts w:asciiTheme="minorBidi" w:hAnsiTheme="minorBidi" w:cstheme="minorBidi"/>
-                <w:szCs w:val="22"/>
-              </w:rPr>
-              <w:t>score_fa</w:t>
-            </w:r>
-            <w:proofErr w:type="spellEnd"/>
-            <w:r>
-              <w:rPr>
-                <w:rFonts w:asciiTheme="minorBidi" w:hAnsiTheme="minorBidi" w:cstheme="minorBidi"/>
-                <w:szCs w:val="22"/>
-              </w:rPr>
-              <w:t>}}</w:t>
+              <w:t>{{questions[].score_fa}}</w:t>
             </w:r>
           </w:p>
         </w:tc>
